--- a/可视化技术作业/实验3/202300130183-宋浩宇-实验3.docx
+++ b/可视化技术作业/实验3/202300130183-宋浩宇-实验3.docx
@@ -736,37 +736,92 @@
               </w:rPr>
               <w:fldChar w:fldCharType="end"/>
             </w:r>
+          </w:p>
+          <w:p>
+            <w:pPr>
+              <w:bidi w:val="0"/>
+              <w:rPr>
+                <w:rFonts w:hint="eastAsia"/>
+                <w:b/>
+                <w:bCs/>
+                <w:lang w:val="en-US" w:eastAsia="zh-CN"/>
+              </w:rPr>
+            </w:pPr>
+            <w:r>
+              <w:rPr>
+                <w:rFonts w:hint="eastAsia"/>
+                <w:b/>
+                <w:bCs/>
+                <w:lang w:val="en-US" w:eastAsia="zh-CN"/>
+              </w:rPr>
+              <w:t>思路：</w:t>
+            </w:r>
+          </w:p>
+          <w:p>
+            <w:pPr>
+              <w:bidi w:val="0"/>
+              <w:rPr>
+                <w:rFonts w:hint="eastAsia"/>
+                <w:lang w:val="en-US" w:eastAsia="zh-CN"/>
+              </w:rPr>
+            </w:pPr>
+            <w:r>
+              <w:rPr>
+                <w:rFonts w:hint="eastAsia"/>
+                <w:lang w:val="en-US" w:eastAsia="zh-CN"/>
+              </w:rPr>
+              <w:t>因为想要靠JS实现PCA和t-SNE有亿点麻烦，而且实验指导书里matplotlib和matlab的plot效果都很不错，所以我想使用python和matlab来实现这次的可视化，但考虑到得和之前的结合起来，最终决定是使用python完成数值计算，然后借助d3js来做可视化。</w:t>
+            </w:r>
+          </w:p>
+          <w:p>
+            <w:pPr>
+              <w:bidi w:val="0"/>
+              <w:rPr>
+                <w:rFonts w:hint="default"/>
+                <w:lang w:val="en-US" w:eastAsia="zh-CN"/>
+              </w:rPr>
+            </w:pPr>
+            <w:r>
+              <w:rPr>
+                <w:rFonts w:hint="eastAsia"/>
+                <w:lang w:val="en-US" w:eastAsia="zh-CN"/>
+              </w:rPr>
+              <w:t>那只要用python调包把结果计算出来，再用js读取就可以了，然后就是简单的二维图表和三维图标的可视化了。</w:t>
+            </w:r>
+          </w:p>
+          <w:p>
+            <w:pPr>
+              <w:bidi w:val="0"/>
+              <w:rPr>
+                <w:rFonts w:hint="eastAsia"/>
+                <w:lang w:val="en-US" w:eastAsia="zh-CN"/>
+              </w:rPr>
+            </w:pPr>
+            <w:r>
+              <w:rPr>
+                <w:rFonts w:hint="eastAsia"/>
+                <w:lang w:val="en-US" w:eastAsia="zh-CN"/>
+              </w:rPr>
+              <w:t>然后又因为PCA和t-SNE计算出来的结果的值域差的也有亿点多，因此我又添加了一个滑块，用来调整样本点的球的大小，以便于观察。</w:t>
+            </w:r>
+          </w:p>
+          <w:p>
+            <w:pPr>
+              <w:bidi w:val="0"/>
+              <w:rPr>
+                <w:rFonts w:hint="default"/>
+                <w:lang w:val="en-US" w:eastAsia="zh-CN"/>
+              </w:rPr>
+            </w:pPr>
+            <w:r>
+              <w:rPr>
+                <w:rFonts w:hint="eastAsia"/>
+                <w:lang w:val="en-US" w:eastAsia="zh-CN"/>
+              </w:rPr>
+              <w:t>那从结果上来看，这两种降为方式效果差的还挺多的，PCA更像是划分了区域，而t-SNE 更像是划分了方向。而从视觉上看t-SNE的效果也明显优于PCA。</w:t>
+            </w:r>
             <w:bookmarkStart w:id="0" w:name="_GoBack"/>
             <w:bookmarkEnd w:id="0"/>
-          </w:p>
-          <w:p>
-            <w:pPr>
-              <w:bidi w:val="0"/>
-              <w:rPr>
-                <w:rFonts w:hint="eastAsia"/>
-                <w:b/>
-                <w:bCs/>
-                <w:lang w:val="en-US" w:eastAsia="zh-CN"/>
-              </w:rPr>
-            </w:pPr>
-            <w:r>
-              <w:rPr>
-                <w:rFonts w:hint="eastAsia"/>
-                <w:b/>
-                <w:bCs/>
-                <w:lang w:val="en-US" w:eastAsia="zh-CN"/>
-              </w:rPr>
-              <w:t>思路：</w:t>
-            </w:r>
-          </w:p>
-          <w:p>
-            <w:pPr>
-              <w:bidi w:val="0"/>
-              <w:rPr>
-                <w:rFonts w:hint="default"/>
-                <w:lang w:val="en-US" w:eastAsia="zh-CN"/>
-              </w:rPr>
-            </w:pPr>
           </w:p>
         </w:tc>
       </w:tr>
@@ -821,12 +876,194 @@
           <w:p>
             <w:pPr>
               <w:jc w:val="both"/>
-              <w:rPr>
-                <w:rFonts w:ascii="黑体" w:hAnsi="Times" w:eastAsia="黑体"/>
-                <w:sz w:val="24"/>
-                <w:szCs w:val="20"/>
-              </w:rPr>
-            </w:pPr>
+            </w:pPr>
+            <w:r>
+              <w:drawing>
+                <wp:inline distT="0" distB="0" distL="114300" distR="114300">
+                  <wp:extent cx="2520315" cy="2803525"/>
+                  <wp:effectExtent l="0" t="0" r="6985" b="3175"/>
+                  <wp:docPr id="1" name="图片 1"/>
+                  <wp:cNvGraphicFramePr>
+                    <a:graphicFrameLocks xmlns:a="http://schemas.openxmlformats.org/drawingml/2006/main" noChangeAspect="1"/>
+                  </wp:cNvGraphicFramePr>
+                  <a:graphic xmlns:a="http://schemas.openxmlformats.org/drawingml/2006/main">
+                    <a:graphicData uri="http://schemas.openxmlformats.org/drawingml/2006/picture">
+                      <pic:pic xmlns:pic="http://schemas.openxmlformats.org/drawingml/2006/picture">
+                        <pic:nvPicPr>
+                          <pic:cNvPr id="1" name="图片 1"/>
+                          <pic:cNvPicPr>
+                            <a:picLocks noChangeAspect="1"/>
+                          </pic:cNvPicPr>
+                        </pic:nvPicPr>
+                        <pic:blipFill>
+                          <a:blip r:embed="rId4"/>
+                          <a:stretch>
+                            <a:fillRect/>
+                          </a:stretch>
+                        </pic:blipFill>
+                        <pic:spPr>
+                          <a:xfrm>
+                            <a:off x="0" y="0"/>
+                            <a:ext cx="2520315" cy="2803525"/>
+                          </a:xfrm>
+                          <a:prstGeom prst="rect">
+                            <a:avLst/>
+                          </a:prstGeom>
+                          <a:noFill/>
+                          <a:ln>
+                            <a:noFill/>
+                          </a:ln>
+                        </pic:spPr>
+                      </pic:pic>
+                    </a:graphicData>
+                  </a:graphic>
+                </wp:inline>
+              </w:drawing>
+            </w:r>
+          </w:p>
+          <w:p>
+            <w:pPr>
+              <w:jc w:val="both"/>
+            </w:pPr>
+            <w:r>
+              <w:drawing>
+                <wp:inline distT="0" distB="0" distL="114300" distR="114300">
+                  <wp:extent cx="2520315" cy="2998470"/>
+                  <wp:effectExtent l="0" t="0" r="6985" b="11430"/>
+                  <wp:docPr id="2" name="图片 2"/>
+                  <wp:cNvGraphicFramePr>
+                    <a:graphicFrameLocks xmlns:a="http://schemas.openxmlformats.org/drawingml/2006/main" noChangeAspect="1"/>
+                  </wp:cNvGraphicFramePr>
+                  <a:graphic xmlns:a="http://schemas.openxmlformats.org/drawingml/2006/main">
+                    <a:graphicData uri="http://schemas.openxmlformats.org/drawingml/2006/picture">
+                      <pic:pic xmlns:pic="http://schemas.openxmlformats.org/drawingml/2006/picture">
+                        <pic:nvPicPr>
+                          <pic:cNvPr id="2" name="图片 2"/>
+                          <pic:cNvPicPr>
+                            <a:picLocks noChangeAspect="1"/>
+                          </pic:cNvPicPr>
+                        </pic:nvPicPr>
+                        <pic:blipFill>
+                          <a:blip r:embed="rId5"/>
+                          <a:stretch>
+                            <a:fillRect/>
+                          </a:stretch>
+                        </pic:blipFill>
+                        <pic:spPr>
+                          <a:xfrm>
+                            <a:off x="0" y="0"/>
+                            <a:ext cx="2520315" cy="2998470"/>
+                          </a:xfrm>
+                          <a:prstGeom prst="rect">
+                            <a:avLst/>
+                          </a:prstGeom>
+                          <a:noFill/>
+                          <a:ln>
+                            <a:noFill/>
+                          </a:ln>
+                        </pic:spPr>
+                      </pic:pic>
+                    </a:graphicData>
+                  </a:graphic>
+                </wp:inline>
+              </w:drawing>
+            </w:r>
+          </w:p>
+          <w:p>
+            <w:pPr>
+              <w:jc w:val="both"/>
+            </w:pPr>
+            <w:r>
+              <w:drawing>
+                <wp:inline distT="0" distB="0" distL="114300" distR="114300">
+                  <wp:extent cx="2520315" cy="2860040"/>
+                  <wp:effectExtent l="0" t="0" r="6985" b="10160"/>
+                  <wp:docPr id="3" name="图片 3"/>
+                  <wp:cNvGraphicFramePr>
+                    <a:graphicFrameLocks xmlns:a="http://schemas.openxmlformats.org/drawingml/2006/main" noChangeAspect="1"/>
+                  </wp:cNvGraphicFramePr>
+                  <a:graphic xmlns:a="http://schemas.openxmlformats.org/drawingml/2006/main">
+                    <a:graphicData uri="http://schemas.openxmlformats.org/drawingml/2006/picture">
+                      <pic:pic xmlns:pic="http://schemas.openxmlformats.org/drawingml/2006/picture">
+                        <pic:nvPicPr>
+                          <pic:cNvPr id="3" name="图片 3"/>
+                          <pic:cNvPicPr>
+                            <a:picLocks noChangeAspect="1"/>
+                          </pic:cNvPicPr>
+                        </pic:nvPicPr>
+                        <pic:blipFill>
+                          <a:blip r:embed="rId6"/>
+                          <a:stretch>
+                            <a:fillRect/>
+                          </a:stretch>
+                        </pic:blipFill>
+                        <pic:spPr>
+                          <a:xfrm>
+                            <a:off x="0" y="0"/>
+                            <a:ext cx="2520315" cy="2860040"/>
+                          </a:xfrm>
+                          <a:prstGeom prst="rect">
+                            <a:avLst/>
+                          </a:prstGeom>
+                          <a:noFill/>
+                          <a:ln>
+                            <a:noFill/>
+                          </a:ln>
+                        </pic:spPr>
+                      </pic:pic>
+                    </a:graphicData>
+                  </a:graphic>
+                </wp:inline>
+              </w:drawing>
+            </w:r>
+          </w:p>
+          <w:p>
+            <w:pPr>
+              <w:jc w:val="both"/>
+            </w:pPr>
+            <w:r>
+              <w:drawing>
+                <wp:inline distT="0" distB="0" distL="114300" distR="114300">
+                  <wp:extent cx="2520315" cy="2983865"/>
+                  <wp:effectExtent l="0" t="0" r="6985" b="635"/>
+                  <wp:docPr id="4" name="图片 4"/>
+                  <wp:cNvGraphicFramePr>
+                    <a:graphicFrameLocks xmlns:a="http://schemas.openxmlformats.org/drawingml/2006/main" noChangeAspect="1"/>
+                  </wp:cNvGraphicFramePr>
+                  <a:graphic xmlns:a="http://schemas.openxmlformats.org/drawingml/2006/main">
+                    <a:graphicData uri="http://schemas.openxmlformats.org/drawingml/2006/picture">
+                      <pic:pic xmlns:pic="http://schemas.openxmlformats.org/drawingml/2006/picture">
+                        <pic:nvPicPr>
+                          <pic:cNvPr id="4" name="图片 4"/>
+                          <pic:cNvPicPr>
+                            <a:picLocks noChangeAspect="1"/>
+                          </pic:cNvPicPr>
+                        </pic:nvPicPr>
+                        <pic:blipFill>
+                          <a:blip r:embed="rId7"/>
+                          <a:stretch>
+                            <a:fillRect/>
+                          </a:stretch>
+                        </pic:blipFill>
+                        <pic:spPr>
+                          <a:xfrm>
+                            <a:off x="0" y="0"/>
+                            <a:ext cx="2520315" cy="2983865"/>
+                          </a:xfrm>
+                          <a:prstGeom prst="rect">
+                            <a:avLst/>
+                          </a:prstGeom>
+                          <a:noFill/>
+                          <a:ln>
+                            <a:noFill/>
+                          </a:ln>
+                        </pic:spPr>
+                      </pic:pic>
+                    </a:graphicData>
+                  </a:graphic>
+                </wp:inline>
+              </w:drawing>
+            </w:r>
           </w:p>
         </w:tc>
       </w:tr>
